--- a/ESG_Text_Based_Incentives/Documentation/Reports/03_Methodology_and_Validation_Report.docx
+++ b/ESG_Text_Based_Incentives/Documentation/Reports/03_Methodology_and_Validation_Report.docx
@@ -56,7 +56,7 @@
         <w:t xml:space="preserve">Code/docgen/methodology_template.md</w:t>
       </w:r>
       <w:r>
-        <w:t xml:space="preserve">; every number is read from the outputs named in each section. Generated 2026-10-31 16:56 (git dd6c450).</w:t>
+        <w:t xml:space="preserve">; every number is read from the outputs named in each section. Generated 2026-10-31 20:55 (git badbbbd).</w:t>
       </w:r>
     </w:p>
     <w:p>
@@ -3548,7 +3548,7 @@
         <w:t xml:space="preserve">01/01/9999</w:t>
       </w:r>
       <w:r>
-        <w:t xml:space="preserve">; 117,906 grant dates are converted to missing. Impossible values are also set to missing (n/a negative</w:t>
+        <w:t xml:space="preserve">; 117,906 grant dates are converted to missing. Impossible values are also set to missing (1 negative</w:t>
       </w:r>
       <w:r>
         <w:t xml:space="preserve"> </w:t>
@@ -3560,7 +3560,7 @@
         <w:t xml:space="preserve">grantDateFV</w:t>
       </w:r>
       <w:r>
-        <w:t xml:space="preserve">, n/a negative</w:t>
+        <w:t xml:space="preserve">, 18 negative</w:t>
       </w:r>
       <w:r>
         <w:t xml:space="preserve"> </w:t>
@@ -10293,7 +10293,7 @@
         <w:t xml:space="preserve">Documentation/variable_dictionary.csv</w:t>
       </w:r>
       <w:r>
-        <w:t xml:space="preserve">. It gives the formula, numerator, denominator, values, missing interpretation and source for all 561 variables.</w:t>
+        <w:t xml:space="preserve">. It gives the formula, numerator, denominator, values, missing interpretation and source for all 567 variables.</w:t>
       </w:r>
     </w:p>
     <w:p>
@@ -11091,7 +11091,7 @@
               <w:jc w:val="left"/>
             </w:pPr>
             <w:r>
-              <w:t xml:space="preserve">76</w:t>
+              <w:t xml:space="preserve">82</w:t>
             </w:r>
           </w:p>
         </w:tc>
@@ -11893,7 +11893,7 @@
         <w:pStyle w:val="Compact"/>
       </w:pPr>
       <w:r>
-        <w:t xml:space="preserve">Result: 93 checks: PASS 77, FAIL 0, WARN 2, INFO 14.</w:t>
+        <w:t xml:space="preserve">Result: 95 checks: PASS 79, FAIL 0, WARN 2, INFO 14.</w:t>
       </w:r>
     </w:p>
     <w:p>
